--- a/Books/RPG_Books/ThePrincessAndThePlayer/Ending.docx
+++ b/Books/RPG_Books/ThePrincessAndThePlayer/Ending.docx
@@ -56,7 +56,13 @@
       </w:r>
       <w:proofErr w:type="spellEnd"/>
       <w:r>
-        <w:t xml:space="preserve"> Continent disappeared, replaced by terrain. Now people could vacate the dome just by crossing the border.</w:t>
+        <w:t xml:space="preserve"> Continent disappeared, replaced by </w:t>
+      </w:r>
+      <w:r>
+        <w:t xml:space="preserve">rocky </w:t>
+      </w:r>
+      <w:r>
+        <w:t>terrain. Now people could vacate the dome just by crossing the border.</w:t>
       </w:r>
     </w:p>
     <w:p>
@@ -76,7 +82,19 @@
     </w:p>
     <w:p>
       <w:r>
-        <w:t>As I stepped though, I felt a moment of dizziness. A moment later I was on the other side.</w:t>
+        <w:t xml:space="preserve">As I stepped though, </w:t>
+      </w:r>
+      <w:r>
+        <w:t>the world went dark</w:t>
+      </w:r>
+      <w:r>
+        <w:t xml:space="preserve">. A moment later I </w:t>
+      </w:r>
+      <w:r>
+        <w:t>found myself</w:t>
+      </w:r>
+      <w:r>
+        <w:t xml:space="preserve"> on the other side.</w:t>
       </w:r>
     </w:p>
     <w:p>
@@ -177,7 +195,7 @@
                     </pic:cNvPicPr>
                   </pic:nvPicPr>
                   <pic:blipFill>
-                    <a:blip r:embed="rId4" cstate="print"/>
+                    <a:blip r:embed="rId6" cstate="print"/>
                     <a:srcRect/>
                     <a:stretch>
                       <a:fillRect/>
@@ -1839,12 +1857,12 @@
     <w:p/>
     <w:p/>
     <w:sectPr>
-      <w:headerReference w:type="even" r:id="rId5"/>
-      <w:headerReference w:type="default" r:id="rId6"/>
-      <w:footerReference w:type="even" r:id="rId7"/>
-      <w:footerReference w:type="default" r:id="rId8"/>
-      <w:headerReference w:type="first" r:id="rId9"/>
-      <w:footerReference w:type="first" r:id="rId10"/>
+      <w:headerReference w:type="even" r:id="rId7"/>
+      <w:headerReference w:type="default" r:id="rId8"/>
+      <w:footerReference w:type="even" r:id="rId9"/>
+      <w:footerReference w:type="default" r:id="rId10"/>
+      <w:headerReference w:type="first" r:id="rId11"/>
+      <w:footerReference w:type="first" r:id="rId12"/>
       <w:pgSz w:w="8640" w:h="12960" w:code="1"/>
       <w:pgMar w:top="864" w:right="720" w:bottom="864" w:left="720" w:header="360" w:footer="360" w:gutter="360"/>
       <w:pgNumType w:start="1"/>
@@ -1857,6 +1875,31 @@
 </w:document>
 </file>
 
+<file path=word/endnotes.xml><?xml version="1.0" encoding="utf-8"?>
+<w:endnotes xmlns:ve="http://schemas.openxmlformats.org/markup-compatibility/2006" xmlns:o="urn:schemas-microsoft-com:office:office" xmlns:r="http://schemas.openxmlformats.org/officeDocument/2006/relationships" xmlns:m="http://schemas.openxmlformats.org/officeDocument/2006/math" xmlns:v="urn:schemas-microsoft-com:vml" xmlns:wp="http://schemas.openxmlformats.org/drawingml/2006/wordprocessingDrawing" xmlns:w10="urn:schemas-microsoft-com:office:word" xmlns:w="http://schemas.openxmlformats.org/wordprocessingml/2006/main" xmlns:wne="http://schemas.microsoft.com/office/word/2006/wordml">
+  <w:endnote w:type="separator" w:id="-1">
+    <w:p>
+      <w:pPr>
+        <w:spacing w:after="0" w:line="240" w:lineRule="auto"/>
+      </w:pPr>
+      <w:r>
+        <w:separator/>
+      </w:r>
+    </w:p>
+  </w:endnote>
+  <w:endnote w:type="continuationSeparator" w:id="0">
+    <w:p>
+      <w:pPr>
+        <w:spacing w:after="0" w:line="240" w:lineRule="auto"/>
+      </w:pPr>
+      <w:r>
+        <w:continuationSeparator/>
+      </w:r>
+    </w:p>
+  </w:endnote>
+</w:endnotes>
+</file>
+
 <file path=word/footer1.xml><?xml version="1.0" encoding="utf-8"?>
 <w:ftr xmlns:ve="http://schemas.openxmlformats.org/markup-compatibility/2006" xmlns:o="urn:schemas-microsoft-com:office:office" xmlns:r="http://schemas.openxmlformats.org/officeDocument/2006/relationships" xmlns:m="http://schemas.openxmlformats.org/officeDocument/2006/math" xmlns:v="urn:schemas-microsoft-com:vml" xmlns:wp="http://schemas.openxmlformats.org/drawingml/2006/wordprocessingDrawing" xmlns:w10="urn:schemas-microsoft-com:office:word" xmlns:w="http://schemas.openxmlformats.org/wordprocessingml/2006/main" xmlns:wne="http://schemas.microsoft.com/office/word/2006/wordml">
   <w:sdt>
@@ -1867,7 +1910,6 @@
         <w:docPartUnique/>
       </w:docPartObj>
     </w:sdtPr>
-    <w:sdtEndPr/>
     <w:sdtContent>
       <w:p>
         <w:pPr>
@@ -1909,7 +1951,6 @@
         <w:docPartUnique/>
       </w:docPartObj>
     </w:sdtPr>
-    <w:sdtEndPr/>
     <w:sdtContent>
       <w:p>
         <w:pPr>
@@ -1929,7 +1970,7 @@
           <w:rPr>
             <w:noProof/>
           </w:rPr>
-          <w:t>26</w:t>
+          <w:t>3</w:t>
         </w:r>
         <w:r>
           <w:fldChar w:fldCharType="end"/>
@@ -1949,6 +1990,31 @@
     </w:pPr>
   </w:p>
 </w:ftr>
+</file>
+
+<file path=word/footnotes.xml><?xml version="1.0" encoding="utf-8"?>
+<w:footnotes xmlns:ve="http://schemas.openxmlformats.org/markup-compatibility/2006" xmlns:o="urn:schemas-microsoft-com:office:office" xmlns:r="http://schemas.openxmlformats.org/officeDocument/2006/relationships" xmlns:m="http://schemas.openxmlformats.org/officeDocument/2006/math" xmlns:v="urn:schemas-microsoft-com:vml" xmlns:wp="http://schemas.openxmlformats.org/drawingml/2006/wordprocessingDrawing" xmlns:w10="urn:schemas-microsoft-com:office:word" xmlns:w="http://schemas.openxmlformats.org/wordprocessingml/2006/main" xmlns:wne="http://schemas.microsoft.com/office/word/2006/wordml">
+  <w:footnote w:type="separator" w:id="-1">
+    <w:p>
+      <w:pPr>
+        <w:spacing w:after="0" w:line="240" w:lineRule="auto"/>
+      </w:pPr>
+      <w:r>
+        <w:separator/>
+      </w:r>
+    </w:p>
+  </w:footnote>
+  <w:footnote w:type="continuationSeparator" w:id="0">
+    <w:p>
+      <w:pPr>
+        <w:spacing w:after="0" w:line="240" w:lineRule="auto"/>
+      </w:pPr>
+      <w:r>
+        <w:continuationSeparator/>
+      </w:r>
+    </w:p>
+  </w:footnote>
+</w:footnotes>
 </file>
 
 <file path=word/header1.xml><?xml version="1.0" encoding="utf-8"?>

--- a/Books/RPG_Books/ThePrincessAndThePlayer/Ending.docx
+++ b/Books/RPG_Books/ThePrincessAndThePlayer/Ending.docx
@@ -48,15 +48,7 @@
     </w:p>
     <w:p>
       <w:r>
-        <w:t xml:space="preserve">A week previously the sea surrounding the </w:t>
-      </w:r>
-      <w:proofErr w:type="spellStart"/>
-      <w:r>
-        <w:t>Avaria</w:t>
-      </w:r>
-      <w:proofErr w:type="spellEnd"/>
-      <w:r>
-        <w:t xml:space="preserve"> Continent disappeared, replaced by </w:t>
+        <w:t xml:space="preserve">A week previously the sea surrounding the Avaria Continent disappeared, replaced by </w:t>
       </w:r>
       <w:r>
         <w:t xml:space="preserve">rocky </w:t>
@@ -908,15 +900,7 @@
     </w:p>
     <w:p>
       <w:r>
-        <w:t xml:space="preserve">“Us </w:t>
-      </w:r>
-      <w:proofErr w:type="spellStart"/>
-      <w:r>
-        <w:t>Solarsmiths</w:t>
-      </w:r>
-      <w:proofErr w:type="spellEnd"/>
-      <w:r>
-        <w:t xml:space="preserve"> have always been involved in global politics,” mother said.</w:t>
+        <w:t>“Us Solarsmiths have always been involved in global politics,” mother said.</w:t>
       </w:r>
     </w:p>
     <w:p>
@@ -1970,7 +1954,7 @@
           <w:rPr>
             <w:noProof/>
           </w:rPr>
-          <w:t>3</w:t>
+          <w:t>2</w:t>
         </w:r>
         <w:r>
           <w:fldChar w:fldCharType="end"/>

--- a/Books/RPG_Books/ThePrincessAndThePlayer/Ending.docx
+++ b/Books/RPG_Books/ThePrincessAndThePlayer/Ending.docx
@@ -150,15 +150,7 @@
     </w:p>
     <w:p>
       <w:r>
-        <w:t xml:space="preserve">We got in and the Uber drove out. It was time to go to the destination </w:t>
-      </w:r>
-      <w:proofErr w:type="spellStart"/>
-      <w:r>
-        <w:t>Taranis</w:t>
-      </w:r>
-      <w:proofErr w:type="spellEnd"/>
-      <w:r>
-        <w:t xml:space="preserve"> mentioned.</w:t>
+        <w:t>We got in and the Uber drove out. It was time to go to the destination Taranis mentioned.</w:t>
       </w:r>
     </w:p>
     <w:p>
@@ -222,13 +214,8 @@
       </w:r>
     </w:p>
     <w:p>
-      <w:proofErr w:type="spellStart"/>
-      <w:r>
-        <w:t>Taranis</w:t>
-      </w:r>
-      <w:proofErr w:type="spellEnd"/>
-      <w:r>
-        <w:t xml:space="preserve"> asked me to schedule a live stream starting at 11:30 AM, </w:t>
+      <w:r>
+        <w:t xml:space="preserve">Taranis asked me to schedule a live stream starting at 11:30 AM, </w:t>
       </w:r>
       <w:r>
         <w:t xml:space="preserve">Greenwich </w:t>
@@ -238,13 +225,8 @@
       </w:r>
     </w:p>
     <w:p>
-      <w:proofErr w:type="spellStart"/>
-      <w:r>
-        <w:t>Taranis</w:t>
-      </w:r>
-      <w:proofErr w:type="spellEnd"/>
-      <w:r>
-        <w:t xml:space="preserve"> materialized in front of us, startling us.</w:t>
+      <w:r>
+        <w:t>Taranis materialized in front of us, startling us.</w:t>
       </w:r>
     </w:p>
     <w:p>
@@ -254,28 +236,12 @@
     </w:p>
     <w:p>
       <w:r>
-        <w:t xml:space="preserve">“All in good time,” </w:t>
-      </w:r>
-      <w:proofErr w:type="spellStart"/>
-      <w:r>
-        <w:t>Taranis</w:t>
-      </w:r>
-      <w:proofErr w:type="spellEnd"/>
-      <w:r>
-        <w:t xml:space="preserve"> replied. “Luke, please give me a link so I may stream content on your behalf.”</w:t>
-      </w:r>
-    </w:p>
-    <w:p>
-      <w:r>
-        <w:t xml:space="preserve">I did as </w:t>
-      </w:r>
-      <w:proofErr w:type="spellStart"/>
-      <w:r>
-        <w:t>Taranis</w:t>
-      </w:r>
-      <w:proofErr w:type="spellEnd"/>
-      <w:r>
-        <w:t xml:space="preserve"> instructed and a camera materialized in front of us. Below was a screen showing us and the gray dome in the background.</w:t>
+        <w:t>“All in good time,” Taranis replied. “Luke, please give me a link so I may stream content on your behalf.”</w:t>
+      </w:r>
+    </w:p>
+    <w:p>
+      <w:r>
+        <w:t>I did as Taranis instructed and a camera materialized in front of us. Below was a screen showing us and the gray dome in the background.</w:t>
       </w:r>
     </w:p>
     <w:p>
@@ -286,45 +252,29 @@
     </w:p>
     <w:p>
       <w:r>
-        <w:t xml:space="preserve">“All in good time,” </w:t>
+        <w:t>“All in good time,” Taranis said, anticipating my question. “Now please start your interview with me.”</w:t>
+      </w:r>
+    </w:p>
+    <w:p>
+      <w:r>
+        <w:t>I faced the camera and said, “Greeting everyone. This is the Raven, standing in front of the Gray Dome in Australia.</w:t>
+      </w:r>
+    </w:p>
+    <w:p>
+      <w:r>
+        <w:t>“As you know, last month the dome swallowed Ayer’s Rock, to the consternation of the Indigenous people.</w:t>
+      </w:r>
+    </w:p>
+    <w:p>
+      <w:r>
+        <w:t xml:space="preserve">“Today I am interviewing my magic teacher, Royal Wizard Taranis of </w:t>
       </w:r>
       <w:proofErr w:type="spellStart"/>
       <w:r>
-        <w:t>Taranis</w:t>
+        <w:t>Borostein</w:t>
       </w:r>
       <w:proofErr w:type="spellEnd"/>
       <w:r>
-        <w:t xml:space="preserve"> said, anticipating my question. “Now please start your interview with me.”</w:t>
-      </w:r>
-    </w:p>
-    <w:p>
-      <w:r>
-        <w:t>I faced the camera and said, “Greeting everyone. This is the Raven, standing in front of the Gray Dome in Australia.</w:t>
-      </w:r>
-    </w:p>
-    <w:p>
-      <w:r>
-        <w:t>“As you know, last month the dome swallowed Ayer’s Rock, to the consternation of the Indigenous people.</w:t>
-      </w:r>
-    </w:p>
-    <w:p>
-      <w:r>
-        <w:t xml:space="preserve">“Today I am interviewing my magic teacher, Royal Wizard </w:t>
-      </w:r>
-      <w:proofErr w:type="spellStart"/>
-      <w:r>
-        <w:t>Taranis</w:t>
-      </w:r>
-      <w:proofErr w:type="spellEnd"/>
-      <w:r>
-        <w:t xml:space="preserve"> of </w:t>
-      </w:r>
-      <w:proofErr w:type="spellStart"/>
-      <w:r>
-        <w:t>Borostein</w:t>
-      </w:r>
-      <w:proofErr w:type="spellEnd"/>
-      <w:r>
         <w:t>.”</w:t>
       </w:r>
     </w:p>
@@ -340,15 +290,7 @@
     </w:p>
     <w:p>
       <w:r>
-        <w:t xml:space="preserve">“That is a good question,” </w:t>
-      </w:r>
-      <w:proofErr w:type="spellStart"/>
-      <w:r>
-        <w:t>Taranis</w:t>
-      </w:r>
-      <w:proofErr w:type="spellEnd"/>
-      <w:r>
-        <w:t xml:space="preserve"> said. He paused and then continued his prepared speech. “To answer that I will need to tell you a story.</w:t>
+        <w:t>“That is a good question,” Taranis said. He paused and then continued his prepared speech. “To answer that I will need to tell you a story.</w:t>
       </w:r>
     </w:p>
     <w:p>
@@ -366,15 +308,7 @@
     </w:p>
     <w:p>
       <w:r>
-        <w:t xml:space="preserve">A translucent blob appeared in front of </w:t>
-      </w:r>
-      <w:proofErr w:type="spellStart"/>
-      <w:r>
-        <w:t>Taranis</w:t>
-      </w:r>
-      <w:proofErr w:type="spellEnd"/>
-      <w:r>
-        <w:t>. Within the blob was a tiny representation of Earth.</w:t>
+        <w:t>A translucent blob appeared in front of Taranis. Within the blob was a tiny representation of Earth.</w:t>
       </w:r>
     </w:p>
     <w:p>
@@ -425,15 +359,7 @@
     </w:p>
     <w:p>
       <w:r>
-        <w:t xml:space="preserve">“What is essence?” I asked, interrupting </w:t>
-      </w:r>
-      <w:proofErr w:type="spellStart"/>
-      <w:r>
-        <w:t>Taranis</w:t>
-      </w:r>
-      <w:proofErr w:type="spellEnd"/>
-      <w:r>
-        <w:t>.</w:t>
+        <w:t>“What is essence?” I asked, interrupting Taranis.</w:t>
       </w:r>
     </w:p>
     <w:p>
@@ -473,15 +399,7 @@
     </w:p>
     <w:p>
       <w:r>
-        <w:t xml:space="preserve">“That’s correct,” </w:t>
-      </w:r>
-      <w:proofErr w:type="spellStart"/>
-      <w:r>
-        <w:t>Taranis</w:t>
-      </w:r>
-      <w:proofErr w:type="spellEnd"/>
-      <w:r>
-        <w:t xml:space="preserve"> said. “Sea levels rose over 122 meters over the course of decades, causing biblical flooding.</w:t>
+        <w:t>“That’s correct,” Taranis said. “Sea levels rose over 122 meters over the course of decades, causing biblical flooding.</w:t>
       </w:r>
     </w:p>
     <w:p>
@@ -495,13 +413,8 @@
       </w:r>
     </w:p>
     <w:p>
-      <w:proofErr w:type="spellStart"/>
-      <w:r>
-        <w:t>Taranis</w:t>
-      </w:r>
-      <w:proofErr w:type="spellEnd"/>
-      <w:r>
-        <w:t xml:space="preserve"> paused and then said, “If nothing was done, the Earth would reenter a high-ether zone in about a thousand years from now.</w:t>
+      <w:r>
+        <w:t>Taranis paused and then said, “If nothing was done, the Earth would reenter a high-ether zone in about a thousand years from now.</w:t>
       </w:r>
     </w:p>
     <w:p>
@@ -515,13 +428,8 @@
       </w:r>
     </w:p>
     <w:p>
-      <w:proofErr w:type="spellStart"/>
-      <w:r>
-        <w:t>Taranis</w:t>
-      </w:r>
-      <w:proofErr w:type="spellEnd"/>
-      <w:r>
-        <w:t>’ model showed the Earth approaching a blob. The blob shot out a tendril which engulfed the Earth.</w:t>
+      <w:r>
+        <w:t>Taranis’ model showed the Earth approaching a blob. The blob shot out a tendril which engulfed the Earth.</w:t>
       </w:r>
     </w:p>
     <w:p>
@@ -536,15 +444,7 @@
     </w:p>
     <w:p>
       <w:r>
-        <w:t xml:space="preserve">“In a sense yes,” </w:t>
-      </w:r>
-      <w:proofErr w:type="spellStart"/>
-      <w:r>
-        <w:t>Taranis</w:t>
-      </w:r>
-      <w:proofErr w:type="spellEnd"/>
-      <w:r>
-        <w:t xml:space="preserve"> replied. “However, without demonic interference, this world would have been a much more peaceful </w:t>
+        <w:t xml:space="preserve">“In a sense yes,” Taranis replied. “However, without demonic interference, this world would have been a much more peaceful </w:t>
       </w:r>
       <w:r>
         <w:lastRenderedPageBreak/>
@@ -552,13 +452,8 @@
       </w:r>
     </w:p>
     <w:p>
-      <w:proofErr w:type="spellStart"/>
-      <w:r>
-        <w:t>Taranis</w:t>
-      </w:r>
-      <w:proofErr w:type="spellEnd"/>
-      <w:r>
-        <w:t xml:space="preserve"> paused and then asked, “Where do you think the philosophy of dominating and subduing nature came from? At its very core, the philosophy is demonic. The demons thought humans they had to wage war against nature, even though the death of nature meant the death of humans. And natural prosperity meant human prosperity.</w:t>
+      <w:r>
+        <w:t>Taranis paused and then asked, “Where do you think the philosophy of dominating and subduing nature came from? At its very core, the philosophy is demonic. The demons thought humans they had to wage war against nature, even though the death of nature meant the death of humans. And natural prosperity meant human prosperity.</w:t>
       </w:r>
     </w:p>
     <w:p>
@@ -577,13 +472,8 @@
       </w:r>
     </w:p>
     <w:p>
-      <w:proofErr w:type="spellStart"/>
-      <w:r>
-        <w:t>Taranis</w:t>
-      </w:r>
-      <w:proofErr w:type="spellEnd"/>
-      <w:r>
-        <w:t xml:space="preserve"> shrugged and said, “Beings of light do exist. Unfortunately, the beings of light can’t prevent demons from whispering into the ears of mortals.</w:t>
+      <w:r>
+        <w:t>Taranis shrugged and said, “Beings of light do exist. Unfortunately, the beings of light can’t prevent demons from whispering into the ears of mortals.</w:t>
       </w:r>
     </w:p>
     <w:p>
@@ -641,13 +531,8 @@
       </w:r>
     </w:p>
     <w:p>
-      <w:proofErr w:type="spellStart"/>
-      <w:r>
-        <w:t>Taranis</w:t>
-      </w:r>
-      <w:proofErr w:type="spellEnd"/>
-      <w:r>
-        <w:t xml:space="preserve"> put down his document and said, “Essence can’t be stolen if you collect essence with your bodies. Also, the reason people may keep loot is because of agreements with the forces of light.”</w:t>
+      <w:r>
+        <w:t>Taranis put down his document and said, “Essence can’t be stolen if you collect essence with your bodies. Also, the reason people may keep loot is because of agreements with the forces of light.”</w:t>
       </w:r>
     </w:p>
     <w:p>
@@ -665,15 +550,7 @@
     </w:p>
     <w:p>
       <w:r>
-        <w:t xml:space="preserve">“Excellent question,” </w:t>
-      </w:r>
-      <w:proofErr w:type="spellStart"/>
-      <w:r>
-        <w:t>Taranis</w:t>
-      </w:r>
-      <w:proofErr w:type="spellEnd"/>
-      <w:r>
-        <w:t xml:space="preserve"> said with a smile. “If this demonic plan was stopped, humans would eventually overcome their problems and spread throughout the solar system and beyond.</w:t>
+        <w:t>“Excellent question,” Taranis said with a smile. “If this demonic plan was stopped, humans would eventually overcome their problems and spread throughout the solar system and beyond.</w:t>
       </w:r>
     </w:p>
     <w:p>
@@ -693,163 +570,130 @@
       </w:r>
     </w:p>
     <w:p>
+      <w:r>
+        <w:t>Taranis started reading.</w:t>
+      </w:r>
+    </w:p>
+    <w:p>
+      <w:r>
+        <w:t>“Page 314, Paragraph 8 – The loot of all players shall be locked, should the players exit the dome before project completion.</w:t>
+      </w:r>
+    </w:p>
+    <w:p>
+      <w:r>
+        <w:t>“Page 373, Paragraph 6 – Elite players must agree to have their essence suppressed while outside of the domes, and until the domes have served their purpose. This includes locking their internal storage.”</w:t>
+      </w:r>
+    </w:p>
+    <w:p>
+      <w:r>
+        <w:t xml:space="preserve">Taranis paused and said, “It is a fallacy that demons can’t </w:t>
+      </w:r>
+      <w:proofErr w:type="gramStart"/>
+      <w:r>
+        <w:t>lie</w:t>
+      </w:r>
+      <w:proofErr w:type="gramEnd"/>
+      <w:r>
+        <w:t xml:space="preserve">. </w:t>
+      </w:r>
+      <w:proofErr w:type="gramStart"/>
+      <w:r>
+        <w:t>Higher level demons like telling their victims their plans, but in a convoluted manner.</w:t>
+      </w:r>
+      <w:proofErr w:type="gramEnd"/>
+      <w:r>
+        <w:t xml:space="preserve"> They genuinely enjoy tricking victims and making victims deceive themselves.</w:t>
+      </w:r>
+    </w:p>
+    <w:p>
+      <w:r>
+        <w:t>“That is why, on page 476, Paragraph 2 – A player may not discuss their contract with the general public.</w:t>
+      </w:r>
+    </w:p>
+    <w:p>
+      <w:r>
+        <w:t>“Their plans are detailed here, but in such a convoluted way that only a lawyer may figure it out.”</w:t>
+      </w:r>
+    </w:p>
+    <w:p>
+      <w:r>
+        <w:t xml:space="preserve">“Why are you telling us now?” </w:t>
+      </w:r>
+      <w:r>
+        <w:t>Emily</w:t>
+      </w:r>
+      <w:r>
+        <w:t xml:space="preserve"> asked.</w:t>
+      </w:r>
+    </w:p>
+    <w:p>
+      <w:r>
+        <w:t>“Because the contract allows disclosure a few hours before completion time,” Taranis replied. “After all, it’s too late now”</w:t>
+      </w:r>
+    </w:p>
+    <w:p>
+      <w:r>
+        <w:lastRenderedPageBreak/>
+        <w:t>Taranis smiled and said, “In a few minutes, the domes will pop and release all the collected essence into the atmosphere. Therefore I ask Joseph to take off his shirt. I want the world to see an amazing sight.”</w:t>
+      </w:r>
+    </w:p>
+    <w:p>
+      <w:r>
+        <w:t>The camera showed my parents helping Gigi to remove his shirt.</w:t>
+      </w:r>
+    </w:p>
+    <w:p>
+      <w:r>
+        <w:t>Gigi sat back in his wheelchair, and we waited.</w:t>
+      </w:r>
+    </w:p>
+    <w:p>
+      <w:r>
+        <w:t>A geyser of black substance shot into the sky. At the same time, I felt strange energies pass through me.</w:t>
+      </w:r>
+    </w:p>
+    <w:p>
+      <w:r>
+        <w:t xml:space="preserve">On impulse I removed my T-shirt as I stood beside </w:t>
+      </w:r>
       <w:proofErr w:type="spellStart"/>
       <w:r>
-        <w:t>Taranis</w:t>
+        <w:t>Gigi’s</w:t>
       </w:r>
       <w:proofErr w:type="spellEnd"/>
       <w:r>
-        <w:t xml:space="preserve"> started reading.</w:t>
-      </w:r>
-    </w:p>
-    <w:p>
-      <w:r>
-        <w:t>“Page 314, Paragraph 8 – The loot of all players shall be locked, should the players exit the dome before project completion.</w:t>
-      </w:r>
-    </w:p>
-    <w:p>
-      <w:r>
-        <w:t>“Page 373, Paragraph 6 – Elite players must agree to have their essence suppressed while outside of the domes, and until the domes have served their purpose. This includes locking their internal storage.”</w:t>
-      </w:r>
-    </w:p>
-    <w:p>
-      <w:proofErr w:type="spellStart"/>
-      <w:r>
-        <w:t>Taranis</w:t>
-      </w:r>
-      <w:proofErr w:type="spellEnd"/>
-      <w:r>
-        <w:t xml:space="preserve"> paused and said, “It is a fallacy that demons can’t </w:t>
-      </w:r>
-      <w:proofErr w:type="gramStart"/>
-      <w:r>
-        <w:t>lie</w:t>
-      </w:r>
-      <w:proofErr w:type="gramEnd"/>
-      <w:r>
-        <w:t xml:space="preserve">. </w:t>
-      </w:r>
-      <w:proofErr w:type="gramStart"/>
-      <w:r>
-        <w:t>Higher level demons like telling their victims their plans, but in a convoluted manner.</w:t>
-      </w:r>
-      <w:proofErr w:type="gramEnd"/>
-      <w:r>
-        <w:t xml:space="preserve"> They genuinely enjoy tricking victims and making victims deceive themselves.</w:t>
-      </w:r>
-    </w:p>
-    <w:p>
-      <w:r>
-        <w:t>“That is why, on page 476, Paragraph 2 – A player may not discuss their contract with the general public.</w:t>
-      </w:r>
-    </w:p>
-    <w:p>
-      <w:r>
-        <w:t>“Their plans are detailed here, but in such a convoluted way that only a lawyer may figure it out.”</w:t>
-      </w:r>
-    </w:p>
-    <w:p>
-      <w:r>
-        <w:t xml:space="preserve">“Why are you telling us now?” </w:t>
-      </w:r>
-      <w:r>
-        <w:t>Emily</w:t>
-      </w:r>
-      <w:r>
-        <w:t xml:space="preserve"> asked.</w:t>
-      </w:r>
-    </w:p>
-    <w:p>
-      <w:r>
-        <w:t xml:space="preserve">“Because the contract allows disclosure a few hours before completion time,” </w:t>
-      </w:r>
-      <w:proofErr w:type="spellStart"/>
-      <w:r>
-        <w:t>Taranis</w:t>
-      </w:r>
-      <w:proofErr w:type="spellEnd"/>
-      <w:r>
-        <w:t xml:space="preserve"> replied. “After all, it’s too late now”</w:t>
-      </w:r>
-    </w:p>
-    <w:p>
-      <w:proofErr w:type="spellStart"/>
+        <w:t xml:space="preserve"> chair. On screen I saw my body fat and scrawny arms rippling. In real time my gut shrunk. At the same time my arms expanded with muscles. I also gained a golden tan. I smiled at the camera, no longer looking like an overweight vampire.</w:t>
+      </w:r>
+    </w:p>
+    <w:p>
+      <w:r>
+        <w:t>The same thing happened to Gigi. First, he was a frail man with paper-thin skin and sagging muscles. Then his skin thickened, and his muscles tightened. In moments he looked like a physically fit 60-year-old man.</w:t>
+      </w:r>
+    </w:p>
+    <w:p>
+      <w:r>
+        <w:t>My grandparents also had a transformation. They looked as if they were in their 50’s.</w:t>
+      </w:r>
+    </w:p>
+    <w:p>
+      <w:r>
+        <w:t>My parents were now in their 30’s.</w:t>
+      </w:r>
+    </w:p>
+    <w:p>
+      <w:r>
+        <w:t>Taranis stood between Gigi and me. “Isn’t that amazing? A pudgy teenager just transformed into a hunk, and a centennial now has the body of someone in his 60’s. And he’s stronger and healthier than people half his age.</w:t>
+      </w:r>
+    </w:p>
+    <w:p>
+      <w:r>
+        <w:t>“That is the power of essence.”</w:t>
+      </w:r>
+    </w:p>
+    <w:p>
       <w:r>
         <w:lastRenderedPageBreak/>
-        <w:t>Taranis</w:t>
-      </w:r>
-      <w:proofErr w:type="spellEnd"/>
-      <w:r>
-        <w:t xml:space="preserve"> smiled and said, “In a few minutes, the domes will pop and release all the collected essence into the atmosphere. Therefore I ask Joseph to take off his shirt. I want the world to see an amazing sight.”</w:t>
-      </w:r>
-    </w:p>
-    <w:p>
-      <w:r>
-        <w:t>The camera showed my parents helping Gigi to remove his shirt.</w:t>
-      </w:r>
-    </w:p>
-    <w:p>
-      <w:r>
-        <w:t>Gigi sat back in his wheelchair, and we waited.</w:t>
-      </w:r>
-    </w:p>
-    <w:p>
-      <w:r>
-        <w:t>A geyser of black substance shot into the sky. At the same time, I felt strange energies pass through me.</w:t>
-      </w:r>
-    </w:p>
-    <w:p>
-      <w:r>
-        <w:t xml:space="preserve">On impulse I removed my T-shirt as I stood beside </w:t>
-      </w:r>
-      <w:proofErr w:type="spellStart"/>
-      <w:r>
-        <w:t>Gigi’s</w:t>
-      </w:r>
-      <w:proofErr w:type="spellEnd"/>
-      <w:r>
-        <w:t xml:space="preserve"> chair. On screen I saw my body fat and scrawny arms rippling. In real time my gut shrunk. At the same time my arms expanded with muscles. I also gained a golden tan. I smiled at the camera, no longer looking like an overweight vampire.</w:t>
-      </w:r>
-    </w:p>
-    <w:p>
-      <w:r>
-        <w:t>The same thing happened to Gigi. First, he was a frail man with paper-thin skin and sagging muscles. Then his skin thickened, and his muscles tightened. In moments he looked like a physically fit 60-year-old man.</w:t>
-      </w:r>
-    </w:p>
-    <w:p>
-      <w:r>
-        <w:t>My grandparents also had a transformation. They looked as if they were in their 50’s.</w:t>
-      </w:r>
-    </w:p>
-    <w:p>
-      <w:r>
-        <w:t>My parents were now in their 30’s.</w:t>
-      </w:r>
-    </w:p>
-    <w:p>
-      <w:proofErr w:type="spellStart"/>
-      <w:r>
-        <w:t>Taranis</w:t>
-      </w:r>
-      <w:proofErr w:type="spellEnd"/>
-      <w:r>
-        <w:t xml:space="preserve"> stood between Gigi and me. “Isn’t that amazing? A pudgy teenager just transformed into a hunk, and a centennial now has the body of someone in his 60’s. And he’s stronger and healthier than people half his age.</w:t>
-      </w:r>
-    </w:p>
-    <w:p>
-      <w:r>
-        <w:t>“That is the power of essence.”</w:t>
-      </w:r>
-    </w:p>
-    <w:p>
-      <w:proofErr w:type="spellStart"/>
-      <w:r>
-        <w:lastRenderedPageBreak/>
-        <w:t>Taranis</w:t>
-      </w:r>
-      <w:proofErr w:type="spellEnd"/>
-      <w:r>
-        <w:t xml:space="preserve"> frowned at the camera and said, “Ever since Last June, once a day, every day, Luke has been bugging all of you to switch to No Pain, No Gain. That’s millions of people.</w:t>
+        <w:t>Taranis frowned at the camera and said, “Ever since Last June, once a day, every day, Luke has been bugging all of you to switch to No Pain, No Gain. That’s millions of people.</w:t>
       </w:r>
     </w:p>
     <w:p>
@@ -863,13 +707,8 @@
       </w:r>
     </w:p>
     <w:p>
-      <w:proofErr w:type="spellStart"/>
-      <w:r>
-        <w:t>Taranis</w:t>
-      </w:r>
-      <w:proofErr w:type="spellEnd"/>
-      <w:r>
-        <w:t xml:space="preserve"> smiled and said, “The good news is, what was lost can be reclaimed. In a few minutes you will regain your loot.</w:t>
+      <w:r>
+        <w:t>Taranis smiled and said, “The good news is, what was lost can be reclaimed. In a few minutes you will regain your loot.</w:t>
       </w:r>
     </w:p>
     <w:p>
@@ -936,15 +775,7 @@
     </w:p>
     <w:p>
       <w:r>
-        <w:t xml:space="preserve">“Thank you, Iris, for that important information,” </w:t>
-      </w:r>
-      <w:proofErr w:type="spellStart"/>
-      <w:r>
-        <w:t>Taranis</w:t>
-      </w:r>
-      <w:proofErr w:type="spellEnd"/>
-      <w:r>
-        <w:t xml:space="preserve"> said. “Don’t worry everyone. The governments of the world are prepared for this.</w:t>
+        <w:t>“Thank you, Iris, for that important information,” Taranis said. “Don’t worry everyone. The governments of the world are prepared for this.</w:t>
       </w:r>
     </w:p>
     <w:p>
@@ -968,13 +799,8 @@
       </w:r>
     </w:p>
     <w:p>
-      <w:proofErr w:type="spellStart"/>
-      <w:r>
-        <w:t>Taranis</w:t>
-      </w:r>
-      <w:proofErr w:type="spellEnd"/>
-      <w:r>
-        <w:t xml:space="preserve">’ camera disappeared into his inventory, and I called forth my camera and started streaming. </w:t>
+      <w:r>
+        <w:t xml:space="preserve">Taranis’ camera disappeared into his inventory, and I called forth my camera and started streaming. </w:t>
       </w:r>
       <w:proofErr w:type="gramStart"/>
       <w:r>
@@ -992,15 +818,7 @@
       </w:r>
       <w:proofErr w:type="gramEnd"/>
       <w:r>
-        <w:t xml:space="preserve"> in distress right now,” </w:t>
-      </w:r>
-      <w:proofErr w:type="spellStart"/>
-      <w:r>
-        <w:t>Taranis</w:t>
-      </w:r>
-      <w:proofErr w:type="spellEnd"/>
-      <w:r>
-        <w:t xml:space="preserve"> said. “Your job is to give people hope by live-streaming for the next three days of darkness.</w:t>
+        <w:t xml:space="preserve"> in distress right now,” Taranis said. “Your job is to give people hope by live-streaming for the next three days of darkness.</w:t>
       </w:r>
     </w:p>
     <w:p>
@@ -1046,15 +864,7 @@
     </w:p>
     <w:p>
       <w:r>
-        <w:t xml:space="preserve">I took out my badge and was about to put it on my T-shirt, when </w:t>
-      </w:r>
-      <w:proofErr w:type="spellStart"/>
-      <w:r>
-        <w:t>Taranis</w:t>
-      </w:r>
-      <w:proofErr w:type="spellEnd"/>
-      <w:r>
-        <w:t xml:space="preserve"> said, “Don’t forget your armor.”</w:t>
+        <w:t>I took out my badge and was about to put it on my T-shirt, when Taranis said, “Don’t forget your armor.”</w:t>
       </w:r>
     </w:p>
     <w:p>
@@ -1063,13 +873,8 @@
       </w:r>
     </w:p>
     <w:p>
-      <w:proofErr w:type="spellStart"/>
-      <w:r>
-        <w:t>Taranis</w:t>
-      </w:r>
-      <w:proofErr w:type="spellEnd"/>
-      <w:r>
-        <w:t xml:space="preserve"> opened the portals, and I waved bye. A moment later I stepped through, followed by the others.</w:t>
+      <w:r>
+        <w:t>Taranis opened the portals, and I waved bye. A moment later I stepped through, followed by the others.</w:t>
       </w:r>
     </w:p>
     <w:p>
@@ -1631,15 +1436,7 @@
     </w:p>
     <w:p>
       <w:r>
-        <w:t xml:space="preserve">Suddenly I notice a message sent by </w:t>
-      </w:r>
-      <w:proofErr w:type="spellStart"/>
-      <w:r>
-        <w:t>Taranis</w:t>
-      </w:r>
-      <w:proofErr w:type="spellEnd"/>
-      <w:r>
-        <w:t>. I wonder why I didn’t notice it before. No matter.</w:t>
+        <w:t>Suddenly I notice a message sent by Taranis. I wonder why I didn’t notice it before. No matter.</w:t>
       </w:r>
     </w:p>
     <w:p>
